--- a/Lesson 47 - Guided Notes.docx
+++ b/Lesson 47 - Guided Notes.docx
@@ -1512,10 +1512,8 @@
             </w:pPr>
             <w:r>
               <w:rPr>
-                <w:sz w:val="24"/>
-                <w:szCs w:val="24"/>
-              </w:rPr>
-              <w:t/>
+                <w:rtl w:val="0"/>
+              </w:rPr>
             </w:r>
           </w:p>
         </w:tc>
@@ -1584,19 +1582,10 @@
             </w:pPr>
             <w:r>
               <w:rPr>
-                <w:b w:val="1"/>
                 <w:sz w:val="24"/>
                 <w:szCs w:val="24"/>
               </w:rPr>
-              <w:t xml:space="preserve">2.  Dots &amp; Dashes:  </w:t>
-            </w:r>
-            <w:r>
-              <w:rPr>
-                <w:i w:val="1"/>
-                <w:sz w:val="24"/>
-                <w:szCs w:val="24"/>
-              </w:rPr>
-              <w:t xml:space="preserve">How does Morse Code represent letters using only two types of signals (short and long)?</w:t>
+              <w:t/>
             </w:r>
           </w:p>
         </w:tc>
@@ -1629,10 +1618,19 @@
             </w:pPr>
             <w:r>
               <w:rPr>
+                <w:b w:val="1"/>
                 <w:sz w:val="24"/>
                 <w:szCs w:val="24"/>
               </w:rPr>
-              <w:t/>
+              <w:t xml:space="preserve">2.  Dots &amp; Dashes:  </w:t>
+            </w:r>
+            <w:r>
+              <w:rPr>
+                <w:i w:val="1"/>
+                <w:sz w:val="24"/>
+                <w:szCs w:val="24"/>
+              </w:rPr>
+              <w:t xml:space="preserve">How does Morse Code represent letters using only two types of signals (short and long)?</w:t>
             </w:r>
           </w:p>
         </w:tc>
@@ -1665,10 +1663,8 @@
             </w:pPr>
             <w:r>
               <w:rPr>
-                <w:sz w:val="24"/>
-                <w:szCs w:val="24"/>
-              </w:rPr>
-              <w:t/>
+                <w:rtl w:val="0"/>
+              </w:rPr>
             </w:r>
           </w:p>
         </w:tc>
@@ -1701,19 +1697,10 @@
             </w:pPr>
             <w:r>
               <w:rPr>
-                <w:b w:val="1"/>
                 <w:sz w:val="24"/>
                 <w:szCs w:val="24"/>
               </w:rPr>
-              <w:t xml:space="preserve">3.  The Sinking Ship:  </w:t>
-            </w:r>
-            <w:r>
-              <w:rPr>
-                <w:i w:val="1"/>
-                <w:sz w:val="24"/>
-                <w:szCs w:val="24"/>
-              </w:rPr>
-              <w:t xml:space="preserve">What Morse Code signal became the universal distress call, and why was it chosen?</w:t>
+              <w:t/>
             </w:r>
           </w:p>
         </w:tc>
@@ -1782,10 +1769,19 @@
             </w:pPr>
             <w:r>
               <w:rPr>
+                <w:b w:val="1"/>
                 <w:sz w:val="24"/>
                 <w:szCs w:val="24"/>
               </w:rPr>
-              <w:t/>
+              <w:t xml:space="preserve">3.  The Sinking Ship:  </w:t>
+            </w:r>
+            <w:r>
+              <w:rPr>
+                <w:i w:val="1"/>
+                <w:sz w:val="24"/>
+                <w:szCs w:val="24"/>
+              </w:rPr>
+              <w:t xml:space="preserve">What Morse Code signal became the universal distress call, and why was it chosen?</w:t>
             </w:r>
           </w:p>
         </w:tc>
@@ -1818,19 +1814,8 @@
             </w:pPr>
             <w:r>
               <w:rPr>
-                <w:b w:val="1"/>
-                <w:sz w:val="24"/>
-                <w:szCs w:val="24"/>
-              </w:rPr>
-              <w:t xml:space="preserve">4.  Telegraph to Modern Tech:  </w:t>
-            </w:r>
-            <w:r>
-              <w:rPr>
-                <w:i w:val="1"/>
-                <w:sz w:val="24"/>
-                <w:szCs w:val="24"/>
-              </w:rPr>
-              <w:t xml:space="preserve">How is clicking a telegraph key similar to how a computer sends digital data today?</w:t>
+                <w:rtl w:val="0"/>
+              </w:rPr>
             </w:r>
           </w:p>
         </w:tc>
@@ -1939,7 +1924,7 @@
                 <w:sz w:val="24"/>
                 <w:szCs w:val="24"/>
               </w:rPr>
-              <w:t xml:space="preserve">5.  Mission Connection:  </w:t>
+              <w:t xml:space="preserve">4.  Telegraph to Modern Tech:  </w:t>
             </w:r>
             <w:r>
               <w:rPr>
@@ -1947,7 +1932,7 @@
                 <w:sz w:val="24"/>
                 <w:szCs w:val="24"/>
               </w:rPr>
-              <w:t xml:space="preserve">How could you use a flashlight to send a Morse Code distress signal, and what would you send?</w:t>
+              <w:t xml:space="preserve">How is clicking a telegraph key similar to how a computer sends digital data today?</w:t>
             </w:r>
           </w:p>
         </w:tc>
@@ -1980,10 +1965,8 @@
             </w:pPr>
             <w:r>
               <w:rPr>
-                <w:sz w:val="24"/>
-                <w:szCs w:val="24"/>
-              </w:rPr>
-              <w:t/>
+                <w:rtl w:val="0"/>
+              </w:rPr>
             </w:r>
           </w:p>
         </w:tc>
@@ -2052,9 +2035,10 @@
             </w:pPr>
             <w:r>
               <w:rPr>
-                <w:rtl w:val="0"/>
-              </w:rPr>
-              <w:t xml:space="preserve">Key Facts:</w:t>
+                <w:sz w:val="24"/>
+                <w:szCs w:val="24"/>
+              </w:rPr>
+              <w:t/>
             </w:r>
           </w:p>
         </w:tc>
@@ -2087,10 +2071,19 @@
             </w:pPr>
             <w:r>
               <w:rPr>
+                <w:b w:val="1"/>
                 <w:sz w:val="24"/>
                 <w:szCs w:val="24"/>
               </w:rPr>
-              <w:t/>
+              <w:t xml:space="preserve">5.  Mission Connection:  </w:t>
+            </w:r>
+            <w:r>
+              <w:rPr>
+                <w:i w:val="1"/>
+                <w:sz w:val="24"/>
+                <w:szCs w:val="24"/>
+              </w:rPr>
+              <w:t xml:space="preserve">How could you use a flashlight to send a Morse Code distress signal, and what would you send?</w:t>
             </w:r>
           </w:p>
         </w:tc>
@@ -2123,10 +2116,8 @@
             </w:pPr>
             <w:r>
               <w:rPr>
-                <w:sz w:val="24"/>
-                <w:szCs w:val="24"/>
-              </w:rPr>
-              <w:t/>
+                <w:rtl w:val="0"/>
+              </w:rPr>
             </w:r>
           </w:p>
         </w:tc>
@@ -2195,9 +2186,324 @@
             </w:pPr>
             <w:r>
               <w:rPr>
+                <w:sz w:val="24"/>
+                <w:szCs w:val="24"/>
+              </w:rPr>
+              <w:t/>
+            </w:r>
+          </w:p>
+        </w:tc>
+        <w:tc>
+          <w:tcPr/>
+          <w:p>
+            <w:pPr>
+              <w:rPr/>
+            </w:pPr>
+            <w:r>
+              <w:rPr>
+                <w:rtl w:val="0"/>
+              </w:rPr>
+            </w:r>
+          </w:p>
+        </w:tc>
+      </w:tr>
+      <w:tr>
+        <w:trPr>
+          <w:cantSplit w:val="0"/>
+          <w:tblHeader w:val="0"/>
+        </w:trPr>
+        <w:tc>
+          <w:tcPr>
+            <w:gridSpan w:val="2"/>
+          </w:tcPr>
+          <w:p>
+            <w:pPr>
+              <w:rPr/>
+            </w:pPr>
+            <w:r>
+              <w:rPr>
+                <w:rtl w:val="0"/>
+              </w:rPr>
+              <w:t xml:space="preserve">Key Facts:</w:t>
+            </w:r>
+          </w:p>
+        </w:tc>
+        <w:tc>
+          <w:tcPr/>
+          <w:p>
+            <w:pPr>
+              <w:rPr/>
+            </w:pPr>
+            <w:r>
+              <w:rPr>
+                <w:rtl w:val="0"/>
+              </w:rPr>
+            </w:r>
+          </w:p>
+        </w:tc>
+      </w:tr>
+      <w:tr>
+        <w:trPr>
+          <w:cantSplit w:val="0"/>
+          <w:tblHeader w:val="0"/>
+        </w:trPr>
+        <w:tc>
+          <w:tcPr>
+            <w:gridSpan w:val="2"/>
+          </w:tcPr>
+          <w:p>
+            <w:pPr>
+              <w:rPr/>
+            </w:pPr>
+            <w:r>
+              <w:rPr>
+                <w:rtl w:val="0"/>
+              </w:rPr>
+            </w:r>
+          </w:p>
+        </w:tc>
+        <w:tc>
+          <w:tcPr/>
+          <w:p>
+            <w:pPr>
+              <w:rPr/>
+            </w:pPr>
+            <w:r>
+              <w:rPr>
+                <w:rtl w:val="0"/>
+              </w:rPr>
+            </w:r>
+          </w:p>
+        </w:tc>
+      </w:tr>
+      <w:tr>
+        <w:trPr>
+          <w:cantSplit w:val="0"/>
+          <w:tblHeader w:val="0"/>
+        </w:trPr>
+        <w:tc>
+          <w:tcPr>
+            <w:gridSpan w:val="2"/>
+          </w:tcPr>
+          <w:p>
+            <w:pPr>
+              <w:rPr/>
+            </w:pPr>
+            <w:r>
+              <w:rPr>
+                <w:rtl w:val="0"/>
+              </w:rPr>
+            </w:r>
+          </w:p>
+        </w:tc>
+        <w:tc>
+          <w:tcPr/>
+          <w:p>
+            <w:pPr>
+              <w:rPr/>
+            </w:pPr>
+            <w:r>
+              <w:rPr>
+                <w:rtl w:val="0"/>
+              </w:rPr>
+            </w:r>
+          </w:p>
+        </w:tc>
+      </w:tr>
+      <w:tr>
+        <w:trPr>
+          <w:cantSplit w:val="0"/>
+          <w:tblHeader w:val="0"/>
+        </w:trPr>
+        <w:tc>
+          <w:tcPr>
+            <w:gridSpan w:val="2"/>
+          </w:tcPr>
+          <w:p>
+            <w:pPr>
+              <w:rPr/>
+            </w:pPr>
+            <w:r>
+              <w:rPr>
+                <w:sz w:val="24"/>
+                <w:szCs w:val="24"/>
+              </w:rPr>
+              <w:t/>
+            </w:r>
+          </w:p>
+        </w:tc>
+        <w:tc>
+          <w:tcPr/>
+          <w:p>
+            <w:pPr>
+              <w:rPr/>
+            </w:pPr>
+            <w:r>
+              <w:rPr>
+                <w:rtl w:val="0"/>
+              </w:rPr>
+            </w:r>
+          </w:p>
+        </w:tc>
+      </w:tr>
+      <w:tr>
+        <w:trPr>
+          <w:cantSplit w:val="0"/>
+          <w:tblHeader w:val="0"/>
+        </w:trPr>
+        <w:tc>
+          <w:tcPr>
+            <w:gridSpan w:val="2"/>
+          </w:tcPr>
+          <w:p>
+            <w:pPr>
+              <w:rPr/>
+            </w:pPr>
+            <w:r>
+              <w:rPr>
+                <w:sz w:val="24"/>
+                <w:szCs w:val="24"/>
+              </w:rPr>
+              <w:t/>
+            </w:r>
+          </w:p>
+        </w:tc>
+        <w:tc>
+          <w:tcPr/>
+          <w:p>
+            <w:pPr>
+              <w:rPr/>
+            </w:pPr>
+            <w:r>
+              <w:rPr>
+                <w:rtl w:val="0"/>
+              </w:rPr>
+            </w:r>
+          </w:p>
+        </w:tc>
+      </w:tr>
+      <w:tr>
+        <w:trPr>
+          <w:cantSplit w:val="0"/>
+          <w:tblHeader w:val="0"/>
+        </w:trPr>
+        <w:tc>
+          <w:tcPr>
+            <w:gridSpan w:val="2"/>
+          </w:tcPr>
+          <w:p>
+            <w:pPr>
+              <w:rPr/>
+            </w:pPr>
+            <w:r>
+              <w:rPr>
+                <w:sz w:val="24"/>
+                <w:szCs w:val="24"/>
+              </w:rPr>
+              <w:t/>
+            </w:r>
+          </w:p>
+        </w:tc>
+        <w:tc>
+          <w:tcPr/>
+          <w:p>
+            <w:pPr>
+              <w:rPr/>
+            </w:pPr>
+            <w:r>
+              <w:rPr>
+                <w:rtl w:val="0"/>
+              </w:rPr>
+            </w:r>
+          </w:p>
+        </w:tc>
+      </w:tr>
+      <w:tr>
+        <w:trPr>
+          <w:cantSplit w:val="0"/>
+          <w:tblHeader w:val="0"/>
+        </w:trPr>
+        <w:tc>
+          <w:tcPr>
+            <w:gridSpan w:val="2"/>
+          </w:tcPr>
+          <w:p>
+            <w:pPr>
+              <w:rPr/>
+            </w:pPr>
+            <w:r>
+              <w:rPr>
                 <w:rtl w:val="0"/>
               </w:rPr>
               <w:t xml:space="preserve">Q &amp; A:  Write any questions you still have after this lesson:</w:t>
+            </w:r>
+          </w:p>
+        </w:tc>
+        <w:tc>
+          <w:tcPr/>
+          <w:p>
+            <w:pPr>
+              <w:rPr/>
+            </w:pPr>
+            <w:r>
+              <w:rPr>
+                <w:rtl w:val="0"/>
+              </w:rPr>
+            </w:r>
+          </w:p>
+        </w:tc>
+      </w:tr>
+      <w:tr>
+        <w:trPr>
+          <w:cantSplit w:val="0"/>
+          <w:tblHeader w:val="0"/>
+        </w:trPr>
+        <w:tc>
+          <w:tcPr>
+            <w:gridSpan w:val="2"/>
+          </w:tcPr>
+          <w:p>
+            <w:pPr>
+              <w:rPr/>
+            </w:pPr>
+            <w:r>
+              <w:rPr>
+                <w:rtl w:val="0"/>
+              </w:rPr>
+            </w:r>
+          </w:p>
+        </w:tc>
+        <w:tc>
+          <w:tcPr/>
+          <w:p>
+            <w:pPr>
+              <w:rPr/>
+            </w:pPr>
+            <w:r>
+              <w:rPr>
+                <w:rtl w:val="0"/>
+              </w:rPr>
+            </w:r>
+          </w:p>
+        </w:tc>
+      </w:tr>
+      <w:tr>
+        <w:trPr>
+          <w:cantSplit w:val="0"/>
+          <w:tblHeader w:val="0"/>
+        </w:trPr>
+        <w:tc>
+          <w:tcPr>
+            <w:gridSpan w:val="2"/>
+          </w:tcPr>
+          <w:p>
+            <w:pPr>
+              <w:rPr/>
+            </w:pPr>
+            <w:r>
+              <w:rPr>
+                <w:rtl w:val="0"/>
+              </w:rPr>
             </w:r>
           </w:p>
         </w:tc>

--- a/Lesson 47 - Guided Notes.docx
+++ b/Lesson 47 - Guided Notes.docx
@@ -1008,14 +1008,13 @@
           </w:tcPr>
           <w:p>
             <w:pPr>
-              <w:rPr>
-                <w:color w:val="0000ff"/>
-              </w:rPr>
-            </w:pPr>
-            <w:r>
-              <w:rPr>
-                <w:rtl w:val="0"/>
+              <w:rPr/>
+            </w:pPr>
+            <w:r>
+              <w:rPr>
                 <w:b w:val="1"/>
+                <w:sz w:val="24"/>
+                <w:szCs w:val="24"/>
               </w:rPr>
               <w:t xml:space="preserve">Morse Code –  </w:t>
             </w:r>
@@ -1084,16 +1083,15 @@
           </w:tcPr>
           <w:p>
             <w:pPr>
-              <w:rPr>
-                <w:color w:val="0000ff"/>
-              </w:rPr>
-            </w:pPr>
-            <w:r>
-              <w:rPr>
-                <w:rtl w:val="0"/>
+              <w:rPr/>
+            </w:pPr>
+            <w:r>
+              <w:rPr>
                 <w:b w:val="1"/>
-              </w:rPr>
-              <w:t xml:space="preserve">Telegraph –  </w:t>
+                <w:sz w:val="24"/>
+                <w:szCs w:val="24"/>
+              </w:rPr>
+              <w:t xml:space="preserve">Dot (or Dit) –  </w:t>
             </w:r>
           </w:p>
         </w:tc>
@@ -1126,8 +1124,6 @@
                 <w:color w:val="0000ff"/>
               </w:rPr>
             </w:pPr>
-            <w:bookmarkStart w:colFirst="0" w:colLast="0" w:name="_heading=h.gjdgxs" w:id="0"/>
-            <w:bookmarkEnd w:id="0"/>
             <w:r>
               <w:rPr>
                 <w:rtl w:val="0"/>
@@ -1162,18 +1158,15 @@
           </w:tcPr>
           <w:p>
             <w:pPr>
-              <w:rPr>
-                <w:color w:val="0000ff"/>
-              </w:rPr>
-            </w:pPr>
-            <w:bookmarkStart w:colFirst="0" w:colLast="0" w:name="_heading=h.gjdgxs" w:id="0"/>
-            <w:bookmarkEnd w:id="0"/>
-            <w:r>
-              <w:rPr>
-                <w:rtl w:val="0"/>
+              <w:rPr/>
+            </w:pPr>
+            <w:r>
+              <w:rPr>
                 <w:b w:val="1"/>
-              </w:rPr>
-              <w:t xml:space="preserve">Dot –  </w:t>
+                <w:sz w:val="24"/>
+                <w:szCs w:val="24"/>
+              </w:rPr>
+              <w:t xml:space="preserve">Dash (or Dah) –  </w:t>
             </w:r>
           </w:p>
         </w:tc>
@@ -1202,16 +1195,11 @@
           </w:tcPr>
           <w:p>
             <w:pPr>
-              <w:rPr>
-                <w:color w:val="0000ff"/>
-              </w:rPr>
-            </w:pPr>
-            <w:r>
-              <w:rPr>
-                <w:rtl w:val="0"/>
-                <w:b w:val="1"/>
-              </w:rPr>
-              <w:t xml:space="preserve"/>
+              <w:rPr/>
+            </w:pPr>
+            <w:r>
+              <w:rPr/>
+              <w:t/>
             </w:r>
           </w:p>
         </w:tc>
@@ -1240,16 +1228,15 @@
           </w:tcPr>
           <w:p>
             <w:pPr>
-              <w:rPr>
-                <w:color w:val="0000ff"/>
-              </w:rPr>
-            </w:pPr>
-            <w:r>
-              <w:rPr>
-                <w:rtl w:val="0"/>
+              <w:rPr/>
+            </w:pPr>
+            <w:r>
+              <w:rPr>
                 <w:b w:val="1"/>
-              </w:rPr>
-              <w:t xml:space="preserve">Dash –  </w:t>
+                <w:sz w:val="24"/>
+                <w:szCs w:val="24"/>
+              </w:rPr>
+              <w:t xml:space="preserve">Telegraph –  </w:t>
             </w:r>
           </w:p>
         </w:tc>
@@ -1316,16 +1303,11 @@
           </w:tcPr>
           <w:p>
             <w:pPr>
-              <w:rPr>
-                <w:color w:val="0000ff"/>
-              </w:rPr>
-            </w:pPr>
-            <w:r>
-              <w:rPr>
-                <w:rtl w:val="0"/>
-                <w:b w:val="1"/>
-              </w:rPr>
-              <w:t xml:space="preserve">Signal –  </w:t>
+              <w:rPr/>
+            </w:pPr>
+            <w:r>
+              <w:rPr/>
+              <w:t/>
             </w:r>
           </w:p>
         </w:tc>
@@ -1354,14 +1336,16 @@
           </w:tcPr>
           <w:p>
             <w:pPr>
-              <w:rPr/>
-            </w:pPr>
-            <w:r>
-              <w:rPr>
-                <w:sz w:val="24"/>
-                <w:szCs w:val="24"/>
-              </w:rPr>
-              <w:t/>
+              <w:rPr>
+                <w:color w:val="0000ff"/>
+              </w:rPr>
+            </w:pPr>
+            <w:r>
+              <w:rPr>
+                <w:rtl w:val="0"/>
+                <w:b w:val="1"/>
+              </w:rPr>
+              <w:t xml:space="preserve"/>
             </w:r>
           </w:p>
         </w:tc>
@@ -1393,10 +1377,147 @@
               <w:rPr/>
             </w:pPr>
             <w:r>
+              <w:rPr/>
+              <w:t/>
+            </w:r>
+          </w:p>
+        </w:tc>
+        <w:tc>
+          <w:tcPr/>
+          <w:p>
+            <w:pPr>
+              <w:rPr/>
+            </w:pPr>
+            <w:r>
+              <w:rPr>
+                <w:rtl w:val="0"/>
+              </w:rPr>
+            </w:r>
+          </w:p>
+        </w:tc>
+      </w:tr>
+      <w:tr>
+        <w:trPr>
+          <w:cantSplit w:val="0"/>
+          <w:tblHeader w:val="0"/>
+        </w:trPr>
+        <w:tc>
+          <w:tcPr>
+            <w:gridSpan w:val="2"/>
+          </w:tcPr>
+          <w:p>
+            <w:pPr>
+              <w:rPr>
+                <w:color w:val="0000ff"/>
+              </w:rPr>
+            </w:pPr>
+            <w:r>
+              <w:rPr>
+                <w:rtl w:val="0"/>
+                <w:b w:val="1"/>
+              </w:rPr>
+              <w:t xml:space="preserve"/>
+            </w:r>
+          </w:p>
+        </w:tc>
+        <w:tc>
+          <w:tcPr/>
+          <w:p>
+            <w:pPr>
+              <w:rPr/>
+            </w:pPr>
+            <w:r>
+              <w:rPr>
+                <w:rtl w:val="0"/>
+              </w:rPr>
+            </w:r>
+          </w:p>
+        </w:tc>
+      </w:tr>
+      <w:tr>
+        <w:trPr>
+          <w:cantSplit w:val="0"/>
+          <w:tblHeader w:val="0"/>
+        </w:trPr>
+        <w:tc>
+          <w:tcPr>
+            <w:gridSpan w:val="2"/>
+          </w:tcPr>
+          <w:p>
+            <w:pPr>
+              <w:rPr/>
+            </w:pPr>
+            <w:r>
+              <w:rPr/>
+              <w:t/>
+            </w:r>
+          </w:p>
+        </w:tc>
+        <w:tc>
+          <w:tcPr/>
+          <w:p>
+            <w:pPr>
+              <w:rPr/>
+            </w:pPr>
+            <w:r>
+              <w:rPr>
+                <w:rtl w:val="0"/>
+              </w:rPr>
+            </w:r>
+          </w:p>
+        </w:tc>
+      </w:tr>
+      <w:tr>
+        <w:trPr>
+          <w:cantSplit w:val="0"/>
+          <w:tblHeader w:val="0"/>
+        </w:trPr>
+        <w:tc>
+          <w:tcPr>
+            <w:gridSpan w:val="2"/>
+          </w:tcPr>
+          <w:p>
+            <w:pPr>
+              <w:rPr/>
+            </w:pPr>
+            <w:r>
               <w:rPr>
                 <w:sz w:val="24"/>
                 <w:szCs w:val="24"/>
               </w:rPr>
+              <w:t/>
+            </w:r>
+          </w:p>
+        </w:tc>
+        <w:tc>
+          <w:tcPr/>
+          <w:p>
+            <w:pPr>
+              <w:rPr/>
+            </w:pPr>
+            <w:r>
+              <w:rPr>
+                <w:rtl w:val="0"/>
+              </w:rPr>
+            </w:r>
+          </w:p>
+        </w:tc>
+      </w:tr>
+      <w:tr>
+        <w:trPr>
+          <w:cantSplit w:val="0"/>
+          <w:tblHeader w:val="0"/>
+        </w:trPr>
+        <w:tc>
+          <w:tcPr>
+            <w:gridSpan w:val="2"/>
+          </w:tcPr>
+          <w:p>
+            <w:pPr>
+              <w:rPr/>
+            </w:pPr>
+            <w:r>
+              <w:rPr/>
               <w:t/>
             </w:r>
           </w:p>
